--- a/public/web-tieng-anh/exams_docx/Tieng_Anh_8/De_Cuong_On_Tap_Anh_8.docx
+++ b/public/web-tieng-anh/exams_docx/Tieng_Anh_8/De_Cuong_On_Tap_Anh_8.docx
@@ -50,7 +50,7 @@
                 <w:b/>
                 <w:sz w:val="23"/>
               </w:rPr>
-              <w:t>UBND XÃ ĐỒNG YÊN</w:t>
+              <w:t>UBND XÃ ....................</w:t>
               <w:br/>
             </w:r>
             <w:r>
@@ -59,7 +59,7 @@
                 <w:sz w:val="23"/>
                 <w:u w:val="single"/>
               </w:rPr>
-              <w:t>TRƯỜNG THCS ĐỒNG YÊN</w:t>
+              <w:t>TRƯỜNG THCS ....................</w:t>
             </w:r>
           </w:p>
         </w:tc>
